--- a/Proposal Muhammad As Shaff/Proposal PA Muhammad As Shaff .docx
+++ b/Proposal Muhammad As Shaff/Proposal PA Muhammad As Shaff .docx
@@ -347,23 +347,6 @@
     <w:bookmarkEnd w:id="0"/>
     <w:p>
       <w:pPr>
-        <w:tabs>
-          <w:tab w:val="left" w:pos="2907"/>
-        </w:tabs>
-        <w:ind w:left="0"/>
-        <w:sectPr>
-          <w:headerReference w:type="default" r:id="rId10"/>
-          <w:footerReference w:type="default" r:id="rId11"/>
-          <w:pgSz w:w="11906" w:h="16838" w:code="9"/>
-          <w:pgMar w:top="1701" w:right="1701" w:bottom="1701" w:left="2268" w:header="0" w:footer="0" w:gutter="0"/>
-          <w:pgNumType w:fmt="lowerRoman" w:start="1"/>
-          <w:cols w:space="708"/>
-          <w:docGrid w:linePitch="360"/>
-        </w:sectPr>
-      </w:pPr>
-    </w:p>
-    <w:p>
-      <w:pPr>
         <w:pStyle w:val="H1"/>
         <w:numPr>
           <w:ilvl w:val="0"/>
@@ -2947,7 +2930,6 @@
         <w:t xml:space="preserve"> dan </w:t>
       </w:r>
       <w:proofErr w:type="spellStart"/>
-      <w:proofErr w:type="gramStart"/>
       <w:r>
         <w:rPr>
           <w:b w:val="0"/>
@@ -2961,15 +2943,7 @@
           <w:b w:val="0"/>
           <w:bCs w:val="0"/>
         </w:rPr>
-        <w:t xml:space="preserve">  promo</w:t>
-      </w:r>
-      <w:proofErr w:type="gramEnd"/>
-      <w:r>
-        <w:rPr>
-          <w:b w:val="0"/>
-          <w:bCs w:val="0"/>
-        </w:rPr>
-        <w:t xml:space="preserve">, </w:t>
+        <w:t xml:space="preserve">  promo, </w:t>
       </w:r>
       <w:proofErr w:type="spellStart"/>
       <w:r>
@@ -5106,7 +5080,6 @@
         <w:t xml:space="preserve"> yang </w:t>
       </w:r>
       <w:proofErr w:type="spellStart"/>
-      <w:proofErr w:type="gramStart"/>
       <w:r>
         <w:rPr>
           <w:b w:val="0"/>
@@ -5115,7 +5088,6 @@
         <w:t>cepat,aman</w:t>
       </w:r>
       <w:proofErr w:type="spellEnd"/>
-      <w:proofErr w:type="gramEnd"/>
       <w:r>
         <w:rPr>
           <w:b w:val="0"/>
@@ -5557,6 +5529,8 @@
       </w:pPr>
     </w:p>
     <w:sectPr>
+      <w:headerReference w:type="default" r:id="rId10"/>
+      <w:footerReference w:type="default" r:id="rId11"/>
       <w:pgSz w:w="11906" w:h="16838" w:code="9"/>
       <w:pgMar w:top="1701" w:right="1701" w:bottom="1701" w:left="2268" w:header="0" w:footer="0" w:gutter="0"/>
       <w:pgNumType w:start="1"/>

--- a/Proposal Muhammad As Shaff/Proposal PA Muhammad As Shaff .docx
+++ b/Proposal Muhammad As Shaff/Proposal PA Muhammad As Shaff .docx
@@ -12360,16 +12360,6 @@
     <w:p>
       <w:pPr>
         <w:pStyle w:val="H2"/>
-      </w:pPr>
-    </w:p>
-    <w:p>
-      <w:pPr>
-        <w:pStyle w:val="H2"/>
-      </w:pPr>
-    </w:p>
-    <w:p>
-      <w:pPr>
-        <w:pStyle w:val="H2"/>
         <w:numPr>
           <w:ilvl w:val="1"/>
           <w:numId w:val="2"/>
@@ -12379,6 +12369,7 @@
       <w:bookmarkStart w:id="7" w:name="_Toc196078040"/>
       <w:proofErr w:type="spellStart"/>
       <w:r>
+        <w:lastRenderedPageBreak/>
         <w:t>Sistem</w:t>
       </w:r>
       <w:proofErr w:type="spellEnd"/>
